--- a/reports/2026-08_lyrica_focus_report.docx
+++ b/reports/2026-08_lyrica_focus_report.docx
@@ -94,7 +94,7 @@
                 <w:sz w:val="34"/>
                 <w:szCs w:val="34"/>
               </w:rPr>
-              <w:t xml:space="preserve">174</w:t>
+              <w:t xml:space="preserve">17</w:t>
             </w:r>
           </w:p>
           <w:p>
@@ -139,7 +139,7 @@
                 <w:sz w:val="34"/>
                 <w:szCs w:val="34"/>
               </w:rPr>
-              <w:t xml:space="preserve">92</w:t>
+              <w:t xml:space="preserve">1</w:t>
             </w:r>
           </w:p>
           <w:p>
@@ -184,7 +184,7 @@
                 <w:sz w:val="34"/>
                 <w:szCs w:val="34"/>
               </w:rPr>
-              <w:t xml:space="preserve">40</w:t>
+              <w:t xml:space="preserve">1</w:t>
             </w:r>
           </w:p>
           <w:p>
@@ -380,7 +380,7 @@
                 <w:sz w:val="23"/>
                 <w:szCs w:val="23"/>
               </w:rPr>
-              <w:t xml:space="preserve">2026年8月乐瑞卡最值得注意的是：神经病理性疼痛竞争从加巴喷丁类延伸到局部治疗、抗抑郁机制和新型镇痛靶点。</w:t>
+              <w:t xml:space="preserve">8月普瑞巴林神经病理性疼痛论文及带状疱疹后神经痛竞品登记值得看；登记不等于疗效结果。</w:t>
             </w:r>
           </w:p>
         </w:tc>
@@ -438,7 +438,7 @@
                 <w:sz w:val="23"/>
                 <w:szCs w:val="23"/>
               </w:rPr>
-              <w:t xml:space="preserve">本月纳入 174 条有效产品/竞品进展，其中 92 条建议跟进、40 条为高证据。优先记录包括《利多卡因-丙胺卡因乳膏用于诊室提肌触发点注射镇痛》、《通过中枢神经系统参与进行个性化镇痛，以释放表现》。</w:t>
+              <w:t xml:space="preserve">本月纳入 17 条有效产品/竞品进展，其中 1 条建议跟进、1 条为高证据。优先记录包括《丁丙诺啡联合普瑞巴林治疗周围神经病理性疼痛：一项IV期、随机、双盲、安慰剂对照临床试验。》、《塞来昔布联合加巴喷丁治疗鼻咽癌头面部疼痛的有效性与安全性：一项回顾性队列研究。》。</w:t>
             </w:r>
           </w:p>
         </w:tc>
@@ -496,7 +496,7 @@
                 <w:sz w:val="23"/>
                 <w:szCs w:val="23"/>
               </w:rPr>
-              <w:t xml:space="preserve">优先查看局部竞品；利多卡因贴剂、直接竞品；Neurontin、本品/同成分；乐瑞卡/Lyrica、机制竞品；Cymbalta，并把同一研究在不同检索路径下的重复命中合并判断。</w:t>
+              <w:t xml:space="preserve">优先查看本品/同成分；乐瑞卡/Lyrica、机制竞品；Cymbalta、直接竞品；Neurontin、直接竞品；Tarlige，并把同一研究在不同检索路径下的重复命中合并判断。</w:t>
             </w:r>
           </w:p>
         </w:tc>
@@ -772,7 +772,7 @@
                 <w:sz w:val="22"/>
                 <w:szCs w:val="22"/>
               </w:rPr>
-              <w:t xml:space="preserve">2026-08-21</w:t>
+              <w:t xml:space="preserve">2026-08-17</w:t>
             </w:r>
           </w:p>
           <w:p>
@@ -786,7 +786,7 @@
                 <w:sz w:val="22"/>
                 <w:szCs w:val="22"/>
               </w:rPr>
-              <w:t xml:space="preserve">Clinical</w:t>
+              <w:t xml:space="preserve">PubMed</w:t>
             </w:r>
           </w:p>
           <w:p>
@@ -829,7 +829,7 @@
                 <w:sz w:val="22"/>
                 <w:szCs w:val="22"/>
               </w:rPr>
-              <w:t xml:space="preserve">利多卡因-丙胺卡因乳膏用于诊室提肌触发点注射镇痛</w:t>
+              <w:t xml:space="preserve">丁丙诺啡联合普瑞巴林治疗周围神经病理性疼痛：一项IV期、随机、双盲、安慰剂对照临床试验。</w:t>
             </w:r>
           </w:p>
           <w:p>
@@ -843,14 +843,14 @@
                 <w:sz w:val="20"/>
                 <w:szCs w:val="20"/>
               </w:rPr>
-              <w:t xml:space="preserve">ClinicalTrials.gov 研究：利多卡因-丙胺卡因乳膏用于诊室提肌触发点注射镇痛；NCT：NCT07778043；状态：尚未招募；阶段：4期；适应症/疾病：肌面痛；骨盆痛；首次发布：2026-08-21；最近更新：2026-08-21。</w:t>
+              <w:t xml:space="preserve">论文内容：背景：药物联合方案常用于治疗难治性神经病理性疼痛，但目前尚缺乏支持性证据。加巴喷丁类药物与阿片类药物的联合方案是研究最多的方案之一，然而其在各临床试验中的疗效并不一致。本试验探讨在丁丙诺啡基础上加用普瑞巴林治疗该病症的可行性、有效性及安全性。方法：该单中心、IV期、双盲、安慰剂对照试验纳入对三环类抗抑郁药和/或5-羟色胺-去甲肾上腺素再摄取抑制剂难治的成人周围慢性神经病理性疼痛患者。受试者被随机分配接受最高剂量20 mcg/天的透皮丁丙诺啡，联合最高剂量300 mg/天的普瑞巴林（C组）或安慰剂（M组）。受试者完成为期3周的基于耐受性的剂量滴定阶段及6周的维持阶段。主要终点为第9周时平均疼痛减轻≥30%。</w:t>
             </w:r>
           </w:p>
           <w:p>
             <w:pPr>
               <w:spacing w:after="0" w:before="80"/>
             </w:pPr>
-            <w:hyperlink w:history="1" r:id="rIdb2l-alstjfizkfpwmt-cd">
+            <w:hyperlink w:history="1" r:id="rId7cqj4ujfqwctxdypnph-h">
               <w:r>
                 <w:rPr>
                   <w:rFonts w:ascii="Microsoft YaHei UI" w:cs="Microsoft YaHei UI" w:eastAsia="Microsoft YaHei UI" w:hAnsi="Microsoft YaHei UI"/>
@@ -889,7 +889,7 @@
                 <w:sz w:val="22"/>
                 <w:szCs w:val="22"/>
               </w:rPr>
-              <w:t xml:space="preserve">局部竞品；利多卡因贴剂</w:t>
+              <w:t xml:space="preserve">本品/同成分；乐瑞卡/Lyrica</w:t>
             </w:r>
           </w:p>
           <w:p>
@@ -903,7 +903,7 @@
                 <w:sz w:val="20"/>
                 <w:szCs w:val="20"/>
               </w:rPr>
-              <w:t xml:space="preserve">局部神经痛替代；建议查看研究设计、入排标准和终点，判断对乐瑞卡或同机制竞品监测的影响。</w:t>
+              <w:t xml:space="preserve">该文涉及普瑞巴林及乐瑞卡的本品/同成分追踪路径；应依据原文研究人群、终点与研究设计判断临床适用性，不把题名当作疗效结论。</w:t>
             </w:r>
           </w:p>
         </w:tc>
@@ -937,7 +937,7 @@
                 <w:sz w:val="22"/>
                 <w:szCs w:val="22"/>
               </w:rPr>
-              <w:t xml:space="preserve">2026-08-12</w:t>
+              <w:t xml:space="preserve">2026-08-23</w:t>
             </w:r>
           </w:p>
           <w:p>
@@ -951,7 +951,7 @@
                 <w:sz w:val="22"/>
                 <w:szCs w:val="22"/>
               </w:rPr>
-              <w:t xml:space="preserve">Clinical</w:t>
+              <w:t xml:space="preserve">PubMed</w:t>
             </w:r>
           </w:p>
           <w:p>
@@ -961,11 +961,11 @@
             <w:r>
               <w:rPr>
                 <w:rFonts w:ascii="Microsoft YaHei UI" w:cs="Microsoft YaHei UI" w:eastAsia="Microsoft YaHei UI" w:hAnsi="Microsoft YaHei UI"/>
-                <w:color w:val="0B5C55"/>
+                <w:color w:val="9A5D15"/>
                 <w:sz w:val="18"/>
                 <w:szCs w:val="18"/>
               </w:rPr>
-              <w:t xml:space="preserve">高证据 / 建议跟进</w:t>
+              <w:t xml:space="preserve">中证据 / 视情况</w:t>
             </w:r>
           </w:p>
         </w:tc>
@@ -994,7 +994,7 @@
                 <w:sz w:val="22"/>
                 <w:szCs w:val="22"/>
               </w:rPr>
-              <w:t xml:space="preserve">通过中枢神经系统参与进行个性化镇痛，以释放表现</w:t>
+              <w:t xml:space="preserve">塞来昔布联合加巴喷丁治疗鼻咽癌头面部疼痛的有效性与安全性：一项回顾性队列研究。</w:t>
             </w:r>
           </w:p>
           <w:p>
@@ -1008,14 +1008,14 @@
                 <w:sz w:val="20"/>
                 <w:szCs w:val="20"/>
               </w:rPr>
-              <w:t xml:space="preserve">ClinicalTrials.gov 研究：通过中枢神经系统参与进行个性化镇痛，以释放表现；NCT：NCT07759336；状态：尚未招募；阶段：4期；适应症/疾病：膝骨关节炎（膝关节OA）；慢性疼痛；慢性膝关节疼痛；首次发布：2026-08-12；最近更新：2026-08-12。</w:t>
+              <w:t xml:space="preserve">论文内容：背景：鼻咽癌（NPC）局部侵犯引发的头面部疼痛程度极为剧烈，传统采用阿片类药物治疗，而该类药物存在显著的依赖性与耐受性风险。由于此类肿瘤相关性疼痛本质上同时涉及神经病理性通路与炎症通路，本研究回顾性评估了一种联合塞来昔布与加巴喷丁的新型阿片类药物节俭镇痛方案。方法：本探索性回顾性队列分析纳入60例新确诊的NPC患者，均存在因颅神经或颅底侵犯继发的重度头面部疼痛。患者分别接受阿片类药物单药治疗（缓释羟考酮，n=30）或塞来昔布联合加巴喷丁的方案（n=30）。主要终点为给药后48小时数字评分量表（NRS）评分的绝对下降值。次要终点包括通过失眠严重程度指数（ISI）评估的睡眠质量改善情况及不良事件。</w:t>
             </w:r>
           </w:p>
           <w:p>
             <w:pPr>
               <w:spacing w:after="0" w:before="80"/>
             </w:pPr>
-            <w:hyperlink w:history="1" r:id="rIdyjqs_uftqghnpwrewfxqy">
+            <w:hyperlink w:history="1" r:id="rIdxvawh1-ffd023j-jsejuz">
               <w:r>
                 <w:rPr>
                   <w:rFonts w:ascii="Microsoft YaHei UI" w:cs="Microsoft YaHei UI" w:eastAsia="Microsoft YaHei UI" w:hAnsi="Microsoft YaHei UI"/>
@@ -1054,7 +1054,7 @@
                 <w:sz w:val="22"/>
                 <w:szCs w:val="22"/>
               </w:rPr>
-              <w:t xml:space="preserve">机制竞品；Cymbalta</w:t>
+              <w:t xml:space="preserve">直接竞品；Neurontin</w:t>
             </w:r>
           </w:p>
           <w:p>
@@ -1068,7 +1068,7 @@
                 <w:sz w:val="20"/>
                 <w:szCs w:val="20"/>
               </w:rPr>
-              <w:t xml:space="preserve">神经病理性疼痛/纤维肌痛替代；建议查看研究设计、入排标准和终点，判断对乐瑞卡或同机制竞品监测的影响。</w:t>
+              <w:t xml:space="preserve">该文涉及加巴喷丁及乐瑞卡的直接竞品追踪路径；应依据原文研究人群、终点与研究设计判断临床适用性，不把题名当作疗效结论。</w:t>
             </w:r>
           </w:p>
         </w:tc>
@@ -1102,7 +1102,7 @@
                 <w:sz w:val="22"/>
                 <w:szCs w:val="22"/>
               </w:rPr>
-              <w:t xml:space="preserve">2026-08-19</w:t>
+              <w:t xml:space="preserve">2026-08-22</w:t>
             </w:r>
           </w:p>
           <w:p>
@@ -1116,7 +1116,7 @@
                 <w:sz w:val="22"/>
                 <w:szCs w:val="22"/>
               </w:rPr>
-              <w:t xml:space="preserve">Clinical</w:t>
+              <w:t xml:space="preserve">PubMed</w:t>
             </w:r>
           </w:p>
           <w:p>
@@ -1126,11 +1126,11 @@
             <w:r>
               <w:rPr>
                 <w:rFonts w:ascii="Microsoft YaHei UI" w:cs="Microsoft YaHei UI" w:eastAsia="Microsoft YaHei UI" w:hAnsi="Microsoft YaHei UI"/>
-                <w:color w:val="0B5C55"/>
+                <w:color w:val="9A5D15"/>
                 <w:sz w:val="18"/>
                 <w:szCs w:val="18"/>
               </w:rPr>
-              <w:t xml:space="preserve">高证据 / 建议跟进</w:t>
+              <w:t xml:space="preserve">中证据 / 视情况</w:t>
             </w:r>
           </w:p>
         </w:tc>
@@ -1159,7 +1159,7 @@
                 <w:sz w:val="22"/>
                 <w:szCs w:val="22"/>
               </w:rPr>
-              <w:t xml:space="preserve">A 2x2 Factorial, Randomized, Open-label Trial to Evaluate Neuromodulators and Cough Control Therapy in Patients With Refractory or Unexplained Chronic Cough</w:t>
+              <w:t xml:space="preserve">普瑞巴林：神经性疼痛及其他领域的多功能调节剂。</w:t>
             </w:r>
           </w:p>
           <w:p>
@@ -1173,14 +1173,14 @@
                 <w:sz w:val="20"/>
                 <w:szCs w:val="20"/>
               </w:rPr>
-              <w:t xml:space="preserve">ClinicalTrials.gov 研究：A 2x2 Factorial, Randomized, Open-label Trial to Evaluate Neuromodulators and Cough Control Therapy in Patients With Refractory or Unexplained Chronic Cough；NCT：NCT07288528；状态：尚未招募；阶段：4期；适应症/疾病：咳嗽；顽固性慢性咳嗽；不明原因的慢性咳嗽；咳嗽过敏综合征；慢性咳嗽；首次发布：2025-12-17；最近更新：2026-08-19。</w:t>
+              <w:t xml:space="preserve">论文内容：引言：普瑞巴林是γ-氨基丁酸（GABA）的结构类似物，通过与电压门控钙通道的α2δ亚基高亲和力结合，发挥兴奋性神经传递强效调节剂的作用。本综述全面概述了其药理学特性、临床疗效以及在神经性和非神经性疾病中的治疗范围。方法：本综述为叙述性、描述性及整合性综述，基于药理学、治疗应用、比较疗效及普瑞巴林安全性特征的现有证据开展。结果：普瑞巴林吸收迅速、生物利用度高、药代动力学呈线性、经肾脏排泄且肝脏代谢极少，支持可预测的给药方案。临床研究证实其对神经性疼痛综合征有效，包括糖尿病神经病变、带状疱疹后神经痛、纤维肌痛及脊髓损伤相关疼痛，在这些疾病中可作为一线或辅助用药。</w:t>
             </w:r>
           </w:p>
           <w:p>
             <w:pPr>
               <w:spacing w:after="0" w:before="80"/>
             </w:pPr>
-            <w:hyperlink w:history="1" r:id="rIdzcaluehypt3nuzufdlexo">
+            <w:hyperlink w:history="1" r:id="rId0r1mbiilke2yehn3oqg3s">
               <w:r>
                 <w:rPr>
                   <w:rFonts w:ascii="Microsoft YaHei UI" w:cs="Microsoft YaHei UI" w:eastAsia="Microsoft YaHei UI" w:hAnsi="Microsoft YaHei UI"/>
@@ -1233,7 +1233,7 @@
                 <w:sz w:val="20"/>
                 <w:szCs w:val="20"/>
               </w:rPr>
-              <w:t xml:space="preserve">同成分和神经病理性疼痛竞争；建议查看研究设计、入排标准和终点，判断对乐瑞卡或同机制竞品监测的影响。</w:t>
+              <w:t xml:space="preserve">该文涉及普瑞巴林及乐瑞卡的本品/同成分追踪路径；应依据原文研究人群、终点与研究设计判断临床适用性，不把题名当作疗效结论。</w:t>
             </w:r>
           </w:p>
         </w:tc>
@@ -1267,7 +1267,7 @@
                 <w:sz w:val="22"/>
                 <w:szCs w:val="22"/>
               </w:rPr>
-              <w:t xml:space="preserve">2026-08-11</w:t>
+              <w:t xml:space="preserve">2026-08-09</w:t>
             </w:r>
           </w:p>
           <w:p>
@@ -1281,7 +1281,7 @@
                 <w:sz w:val="22"/>
                 <w:szCs w:val="22"/>
               </w:rPr>
-              <w:t xml:space="preserve">Clinical</w:t>
+              <w:t xml:space="preserve">PubMed</w:t>
             </w:r>
           </w:p>
           <w:p>
@@ -1295,7 +1295,7 @@
                 <w:sz w:val="18"/>
                 <w:szCs w:val="18"/>
               </w:rPr>
-              <w:t xml:space="preserve">中证据 / 建议跟进</w:t>
+              <w:t xml:space="preserve">中证据 / 视情况</w:t>
             </w:r>
           </w:p>
         </w:tc>
@@ -1324,7 +1324,7 @@
                 <w:sz w:val="22"/>
                 <w:szCs w:val="22"/>
               </w:rPr>
-              <w:t xml:space="preserve">评价HL-1186片治疗带状疱疹后神经痛疗效和安全性的临床试验</w:t>
+              <w:t xml:space="preserve">神经病理性疼痛老年患者使用加巴喷丁与度洛西汀的胃肠道出血风险：一项目标试验模拟队列研究。</w:t>
             </w:r>
           </w:p>
           <w:p>
@@ -1338,14 +1338,14 @@
                 <w:sz w:val="20"/>
                 <w:szCs w:val="20"/>
               </w:rPr>
-              <w:t xml:space="preserve">ClinicalTrials.gov 研究：评价HL-1186片治疗带状疱疹后神经痛疗效和安全性的临床试验；NCT：NCT07758920；状态：招募中；阶段：2期；适应症/疾病：带状疱疹后神经痛 ( PHN )；首次发布：2026-08-11；最近更新：2026-08-11。</w:t>
+              <w:t xml:space="preserve">论文内容：加巴喷丁与度洛西汀是65岁以上成人神经病理性疼痛的常用治疗药物，但二者胃肠道（GI）出血风险的相关数据有限。本研究比较了该人群启动加巴喷丁或度洛西汀治疗后的胃肠道出血风险。我们利用TriNetX美国协作网络开展了一项采用目标试验模拟设计的活性对照队列研究。纳入2020年1月至2024年12月期间确诊神经病理性疼痛的65岁及以上患者，排除既往存在胃肠道出血、重度抑郁症或血小板减少症的患者。通过倾向得分匹配平衡关键协变量。主要结局为24个月内的胃肠道出血，采用Cox回归进行分析；次要分析指标包括上/下胃肠道出血、死亡率及住院率。采用阴性对照评估混杂因素。</w:t>
             </w:r>
           </w:p>
           <w:p>
             <w:pPr>
               <w:spacing w:after="0" w:before="80"/>
             </w:pPr>
-            <w:hyperlink w:history="1" r:id="rId1qmpwqm4xzlahilocvfbq">
+            <w:hyperlink w:history="1" r:id="rIdvrjwksp4p77k8pf37meys">
               <w:r>
                 <w:rPr>
                   <w:rFonts w:ascii="Microsoft YaHei UI" w:cs="Microsoft YaHei UI" w:eastAsia="Microsoft YaHei UI" w:hAnsi="Microsoft YaHei UI"/>
@@ -1384,7 +1384,7 @@
                 <w:sz w:val="22"/>
                 <w:szCs w:val="22"/>
               </w:rPr>
-              <w:t xml:space="preserve">本品/同成分；乐瑞卡/Lyrica</w:t>
+              <w:t xml:space="preserve">直接竞品；Neurontin</w:t>
             </w:r>
           </w:p>
           <w:p>
@@ -1398,7 +1398,7 @@
                 <w:sz w:val="20"/>
                 <w:szCs w:val="20"/>
               </w:rPr>
-              <w:t xml:space="preserve">同成分和神经病理性疼痛竞争；建议查看研究设计、入排标准和终点，判断对乐瑞卡或同机制竞品监测的影响。</w:t>
+              <w:t xml:space="preserve">该文涉及加巴喷丁及乐瑞卡的直接竞品追踪路径；应依据原文研究人群、终点与研究设计判断临床适用性，不把题名当作疗效结论。</w:t>
             </w:r>
           </w:p>
         </w:tc>
@@ -1432,7 +1432,7 @@
                 <w:sz w:val="22"/>
                 <w:szCs w:val="22"/>
               </w:rPr>
-              <w:t xml:space="preserve">2026-08-10</w:t>
+              <w:t xml:space="preserve">2026-08-07</w:t>
             </w:r>
           </w:p>
           <w:p>
@@ -1446,7 +1446,7 @@
                 <w:sz w:val="22"/>
                 <w:szCs w:val="22"/>
               </w:rPr>
-              <w:t xml:space="preserve">Clinical</w:t>
+              <w:t xml:space="preserve">PubMed</w:t>
             </w:r>
           </w:p>
           <w:p>
@@ -1460,7 +1460,7 @@
                 <w:sz w:val="18"/>
                 <w:szCs w:val="18"/>
               </w:rPr>
-              <w:t xml:space="preserve">中证据 / 建议跟进</w:t>
+              <w:t xml:space="preserve">中证据 / 视情况</w:t>
             </w:r>
           </w:p>
         </w:tc>
@@ -1489,7 +1489,7 @@
                 <w:sz w:val="22"/>
                 <w:szCs w:val="22"/>
               </w:rPr>
-              <w:t xml:space="preserve">加巴喷丁和普瑞巴林对周围神经性疼痛炎症和心脏功能的影响</w:t>
+              <w:t xml:space="preserve">辣椒素用于口面部疼痛管理的系统评价与荟萃分析</w:t>
             </w:r>
           </w:p>
           <w:p>
@@ -1503,14 +1503,14 @@
                 <w:sz w:val="20"/>
                 <w:szCs w:val="20"/>
               </w:rPr>
-              <w:t xml:space="preserve">ClinicalTrials.gov 研究：加巴喷丁和普瑞巴林对周围神经性疼痛炎症和心脏功能的影响；NCT：NCT07755514；状态：尚未招募；阶段：不适用；适应症/疾病：周围神经性疼痛；首次发布：2026-08-10；最近更新：2026-08-10。</w:t>
+              <w:t xml:space="preserve">论文内容：口面部疼痛是一种多因素疾病，会严重影响患者的基本功能与整体生活质量，这凸显了对非阿片类治疗策略的需求。靶向瞬时受体电位香草酸亚型1（TRPV1）通路已成为一种具有生物学合理性的干预方案，该通路在伤害性信号转导与外周敏化过程中发挥核心作用。辣椒素作为TRPV1的选择性激动剂，可诱导受体脱敏，已在慢性疼痛调节中展现出潜力；然而，其在口面部疾病中的疗效仍不明确。本系统评价与荟萃分析旨在评估辣椒素对比安慰剂或其他药物干预措施在口面部疼痛管理中的疗效与安全性。</w:t>
             </w:r>
           </w:p>
           <w:p>
             <w:pPr>
               <w:spacing w:after="0" w:before="80"/>
             </w:pPr>
-            <w:hyperlink w:history="1" r:id="rIdajzchmuv5zs7h6xzwq44i">
+            <w:hyperlink w:history="1" r:id="rIdxagaoyir4cvwbigrhmmwd">
               <w:r>
                 <w:rPr>
                   <w:rFonts w:ascii="Microsoft YaHei UI" w:cs="Microsoft YaHei UI" w:eastAsia="Microsoft YaHei UI" w:hAnsi="Microsoft YaHei UI"/>
@@ -1549,7 +1549,7 @@
                 <w:sz w:val="22"/>
                 <w:szCs w:val="22"/>
               </w:rPr>
-              <w:t xml:space="preserve">本品/同成分；乐瑞卡/Lyrica</w:t>
+              <w:t xml:space="preserve">局部竞品；Qutenza</w:t>
             </w:r>
           </w:p>
           <w:p>
@@ -1563,7 +1563,7 @@
                 <w:sz w:val="20"/>
                 <w:szCs w:val="20"/>
               </w:rPr>
-              <w:t xml:space="preserve">同成分和神经病理性疼痛竞争；建议查看研究设计、入排标准和终点，判断对乐瑞卡或同机制竞品监测的影响。</w:t>
+              <w:t xml:space="preserve">该文涉及辣椒素及乐瑞卡的局部竞品追踪路径；应依据原文研究人群、终点与研究设计判断临床适用性，不把题名当作疗效结论。</w:t>
             </w:r>
           </w:p>
         </w:tc>
@@ -1597,7 +1597,7 @@
                 <w:sz w:val="22"/>
                 <w:szCs w:val="22"/>
               </w:rPr>
-              <w:t xml:space="preserve">2026-08-10</w:t>
+              <w:t xml:space="preserve">2026-08-25</w:t>
             </w:r>
           </w:p>
           <w:p>
@@ -1611,7 +1611,7 @@
                 <w:sz w:val="22"/>
                 <w:szCs w:val="22"/>
               </w:rPr>
-              <w:t xml:space="preserve">Clinical</w:t>
+              <w:t xml:space="preserve">PubMed</w:t>
             </w:r>
           </w:p>
           <w:p>
@@ -1621,11 +1621,11 @@
             <w:r>
               <w:rPr>
                 <w:rFonts w:ascii="Microsoft YaHei UI" w:cs="Microsoft YaHei UI" w:eastAsia="Microsoft YaHei UI" w:hAnsi="Microsoft YaHei UI"/>
-                <w:color w:val="0B5C55"/>
+                <w:color w:val="9A5D15"/>
                 <w:sz w:val="18"/>
                 <w:szCs w:val="18"/>
               </w:rPr>
-              <w:t xml:space="preserve">高证据 / 建议跟进</w:t>
+              <w:t xml:space="preserve">低证据 / 视情况</w:t>
             </w:r>
           </w:p>
         </w:tc>
@@ -1654,7 +1654,7 @@
                 <w:sz w:val="22"/>
                 <w:szCs w:val="22"/>
               </w:rPr>
-              <w:t xml:space="preserve">腰椎间盘突出术后地塞米松和普瑞巴林的协同镇痛作用</w:t>
+              <w:t xml:space="preserve">米罗加巴林用于纤维肌痛患者的疗效与安全性：一项多中心、前瞻性、随机化、开放标签、盲法终点（PROBE）研究方案。</w:t>
             </w:r>
           </w:p>
           <w:p>
@@ -1668,14 +1668,14 @@
                 <w:sz w:val="20"/>
                 <w:szCs w:val="20"/>
               </w:rPr>
-              <w:t xml:space="preserve">ClinicalTrials.gov 研究：腰椎间盘突出术后地塞米松和普瑞巴林的协同镇痛作用；NCT：NCT01811251；状态：已完成；阶段：3期；适应症/疾病：接受腰椎间盘突出手术的患者；首次发布：2013-03-14；最近更新：2026-08-10。</w:t>
+              <w:t xml:space="preserve">论文内容：引言：纤维肌痛（FM）是一种高发的慢性疼痛疾病，会严重损害患者的生活质量。目前针对FM的治疗方案仍存在诸多不足与局限。普瑞巴林作为标准药物治疗手段，虽能为部分患者缓解症状，但伴随剂量依赖性不良事件（AEs）且疗效不完全，凸显了尚未被满足的重大临床需求。米罗加巴林是一种新型α2δ配体，结构与普瑞巴林相似但具有独特的结合特性，在临床前研究及其他神经病理性疼痛的试验中已展现出良好的安全性特征与潜在镇痛作用。然而，目前关于其在FM中疗效的数据十分有限，且尚无研究在亚洲FM人群中直接比较米罗加巴林与普瑞巴林的疗效。</w:t>
             </w:r>
           </w:p>
           <w:p>
             <w:pPr>
               <w:spacing w:after="0" w:before="80"/>
             </w:pPr>
-            <w:hyperlink w:history="1" r:id="rId2jvgvlm70zbw82cyknale">
+            <w:hyperlink w:history="1" r:id="rIdw697tizddrvvps518apw5">
               <w:r>
                 <w:rPr>
                   <w:rFonts w:ascii="Microsoft YaHei UI" w:cs="Microsoft YaHei UI" w:eastAsia="Microsoft YaHei UI" w:hAnsi="Microsoft YaHei UI"/>
@@ -1714,7 +1714,7 @@
                 <w:sz w:val="22"/>
                 <w:szCs w:val="22"/>
               </w:rPr>
-              <w:t xml:space="preserve">本品/同成分；乐瑞卡/Lyrica</w:t>
+              <w:t xml:space="preserve">直接竞品；Tarlige</w:t>
             </w:r>
           </w:p>
           <w:p>
@@ -1728,7 +1728,7 @@
                 <w:sz w:val="20"/>
                 <w:szCs w:val="20"/>
               </w:rPr>
-              <w:t xml:space="preserve">同成分和神经病理性疼痛竞争；建议查看研究设计、入排标准和终点，判断对乐瑞卡或同机制竞品监测的影响。</w:t>
+              <w:t xml:space="preserve">该文涉及米洛巴林苯磺酸盐及乐瑞卡的直接竞品追踪路径；应依据原文研究人群、终点与研究设计判断临床适用性，不把题名当作疗效结论。</w:t>
             </w:r>
           </w:p>
         </w:tc>
@@ -1762,7 +1762,7 @@
                 <w:sz w:val="22"/>
                 <w:szCs w:val="22"/>
               </w:rPr>
-              <w:t xml:space="preserve">2026-08-07</w:t>
+              <w:t xml:space="preserve">2026-08-26</w:t>
             </w:r>
           </w:p>
           <w:p>
@@ -1776,7 +1776,7 @@
                 <w:sz w:val="22"/>
                 <w:szCs w:val="22"/>
               </w:rPr>
-              <w:t xml:space="preserve">Clinical</w:t>
+              <w:t xml:space="preserve">PubMed</w:t>
             </w:r>
           </w:p>
           <w:p>
@@ -1790,7 +1790,7 @@
                 <w:sz w:val="18"/>
                 <w:szCs w:val="18"/>
               </w:rPr>
-              <w:t xml:space="preserve">中证据 / 建议跟进</w:t>
+              <w:t xml:space="preserve">低证据 / 视情况</w:t>
             </w:r>
           </w:p>
         </w:tc>
@@ -1819,7 +1819,7 @@
                 <w:sz w:val="22"/>
                 <w:szCs w:val="22"/>
               </w:rPr>
-              <w:t xml:space="preserve">普瑞巴林联合教育和行为干预治疗膀胱疼痛综合征/间质性膀胱炎的疗效和安全性</w:t>
+              <w:t xml:space="preserve">度洛西汀所致转氨酶升高：病例报告</w:t>
             </w:r>
           </w:p>
           <w:p>
@@ -1833,14 +1833,14 @@
                 <w:sz w:val="20"/>
                 <w:szCs w:val="20"/>
               </w:rPr>
-              <w:t xml:space="preserve">ClinicalTrials.gov 研究：普瑞巴林联合教育和行为干预治疗膀胱疼痛综合征/间质性膀胱炎的疗效和安全性；NCT：NCT07752134；状态：尚未招募；阶段：1期；适应症/疾病：膀胱疼痛综合征；普瑞巴林；教育行为干预；尿急；首次发布：2026-08-07；最近更新：2026-08-07。</w:t>
+              <w:t xml:space="preserve">论文内容：引言：度洛西汀是一种5-羟色胺-去甲肾上腺素再摄取抑制剂，常用于治疗抑郁症、焦虑症和神经病理性疼痛。尽管罕见，度洛西汀仍与肝毒性相关。病例报告：我们报告一例61岁男性，合并多种基础疾病，在启动度洛西汀治疗两个月后出现显著的转氨酶升高。结论：急诊医师应知晓度洛西汀诱导的肝损伤，尤其是存在高危因素、出现不明原因肝损伤的患者。 原始期刊：Clinical practice and cases in emergency medicine；PMID：42647915。</w:t>
             </w:r>
           </w:p>
           <w:p>
             <w:pPr>
               <w:spacing w:after="0" w:before="80"/>
             </w:pPr>
-            <w:hyperlink w:history="1" r:id="rIdhuos7wuuje-0lzif_xmpo">
+            <w:hyperlink w:history="1" r:id="rIdgu3likfthzu09rrwwnlij">
               <w:r>
                 <w:rPr>
                   <w:rFonts w:ascii="Microsoft YaHei UI" w:cs="Microsoft YaHei UI" w:eastAsia="Microsoft YaHei UI" w:hAnsi="Microsoft YaHei UI"/>
@@ -1879,7 +1879,7 @@
                 <w:sz w:val="22"/>
                 <w:szCs w:val="22"/>
               </w:rPr>
-              <w:t xml:space="preserve">本品/同成分；乐瑞卡/Lyrica</w:t>
+              <w:t xml:space="preserve">机制竞品；Cymbalta</w:t>
             </w:r>
           </w:p>
           <w:p>
@@ -1893,7 +1893,7 @@
                 <w:sz w:val="20"/>
                 <w:szCs w:val="20"/>
               </w:rPr>
-              <w:t xml:space="preserve">同成分和神经病理性疼痛竞争；建议查看研究设计、入排标准和终点，判断对乐瑞卡或同机制竞品监测的影响。</w:t>
+              <w:t xml:space="preserve">该文涉及盐酸度洛西汀及乐瑞卡的机制竞品追踪路径；应依据原文研究人群、终点与研究设计判断临床适用性，不把题名当作疗效结论。</w:t>
             </w:r>
           </w:p>
         </w:tc>
@@ -1927,7 +1927,7 @@
                 <w:sz w:val="22"/>
                 <w:szCs w:val="22"/>
               </w:rPr>
-              <w:t xml:space="preserve">2026-08-21</w:t>
+              <w:t xml:space="preserve">2026-08-16</w:t>
             </w:r>
           </w:p>
           <w:p>
@@ -1941,7 +1941,7 @@
                 <w:sz w:val="22"/>
                 <w:szCs w:val="22"/>
               </w:rPr>
-              <w:t xml:space="preserve">Clinical</w:t>
+              <w:t xml:space="preserve">PubMed</w:t>
             </w:r>
           </w:p>
           <w:p>
@@ -1951,11 +1951,11 @@
             <w:r>
               <w:rPr>
                 <w:rFonts w:ascii="Microsoft YaHei UI" w:cs="Microsoft YaHei UI" w:eastAsia="Microsoft YaHei UI" w:hAnsi="Microsoft YaHei UI"/>
-                <w:color w:val="0B5C55"/>
+                <w:color w:val="9A5D15"/>
                 <w:sz w:val="18"/>
                 <w:szCs w:val="18"/>
               </w:rPr>
-              <w:t xml:space="preserve">高证据 / 建议跟进</w:t>
+              <w:t xml:space="preserve">中证据 / 视情况</w:t>
             </w:r>
           </w:p>
         </w:tc>
@@ -1984,7 +1984,7 @@
                 <w:sz w:val="22"/>
                 <w:szCs w:val="22"/>
               </w:rPr>
-              <w:t xml:space="preserve">具有消遣性镇静药物使用经验的健康、非药物依赖个体口服加巴喷丁的滥用可能性</w:t>
+              <w:t xml:space="preserve">超声引导双侧踝部神经阻滞优化8%辣椒素贴剂治疗痛性糖尿病周围神经病变的操作流程：一项回顾性比较队列研究。</w:t>
             </w:r>
           </w:p>
           <w:p>
@@ -1998,14 +1998,14 @@
                 <w:sz w:val="20"/>
                 <w:szCs w:val="20"/>
               </w:rPr>
-              <w:t xml:space="preserve">ClinicalTrials.gov 研究：具有消遣性镇静药物使用经验的健康、非药物依赖个体口服加巴喷丁的滥用可能性；NCT：NCT07777965；状态：招募中；阶段：4期；适应症/疾病：健康、不依赖、娱乐性镇静剂使用者；首次发布：2026-08-21；最近更新：2026-08-21。</w:t>
+              <w:t xml:space="preserve">论文内容：背景：8%辣椒素贴剂的应用通常与治疗相关烧灼痛有关，该疼痛可能需要补救镇痛，影响标准化60分钟贴敷的完成，并降低重复治疗的接受度。尽管辣椒素是治疗痛性糖尿病周围神经病变（PDPN）的既定疗法，但支持改善操作耐受性策略的证据仍然有限。本研究评估超声引导双侧踝部神经阻滞（UGBANB）是否比局部利多卡因/丙胺卡因共晶混合物（EMLA）预处理或无预处理具有更好的操作结局。方法：这项回顾性比较队列研究纳入90名经神经科医师确诊为PDPN并接受8%辣椒素贴剂治疗的成人患者。患者分别接受无预处理（n=30）、局部EMLA预处理（n=30）或UGBANB（n=30）。</w:t>
             </w:r>
           </w:p>
           <w:p>
             <w:pPr>
               <w:spacing w:after="0" w:before="80"/>
             </w:pPr>
-            <w:hyperlink w:history="1" r:id="rIdxcnxrlykyyax0xj4_e9ek">
+            <w:hyperlink w:history="1" r:id="rIdxm3rdpfkwehxlhotlvcz-">
               <w:r>
                 <w:rPr>
                   <w:rFonts w:ascii="Microsoft YaHei UI" w:cs="Microsoft YaHei UI" w:eastAsia="Microsoft YaHei UI" w:hAnsi="Microsoft YaHei UI"/>
@@ -2044,7 +2044,7 @@
                 <w:sz w:val="22"/>
                 <w:szCs w:val="22"/>
               </w:rPr>
-              <w:t xml:space="preserve">直接竞品；Neurontin</w:t>
+              <w:t xml:space="preserve">局部竞品；Qutenza</w:t>
             </w:r>
           </w:p>
           <w:p>
@@ -2058,7 +2058,7 @@
                 <w:sz w:val="20"/>
                 <w:szCs w:val="20"/>
               </w:rPr>
-              <w:t xml:space="preserve">同机制替代；建议查看研究设计、入排标准和终点，判断对乐瑞卡或同机制竞品监测的影响。</w:t>
+              <w:t xml:space="preserve">该文涉及辣椒素及乐瑞卡的局部竞品追踪路径；应依据原文研究人群、终点与研究设计判断临床适用性，不把题名当作疗效结论。</w:t>
             </w:r>
           </w:p>
         </w:tc>
@@ -2198,14 +2198,14 @@
                 <w:sz w:val="20"/>
                 <w:szCs w:val="20"/>
               </w:rPr>
-              <w:t xml:space="preserve">研究主题：米洛巴林对纤维肌痛患者的疗效和安全性：多中心、前瞻性、随机、开放标签、盲终点 (PROBE) 研究方案。。摘要要点：简介：纤维肌痛 (FM) 是一种普遍存在的慢性疼痛疾病，严重损害生活质量。目前 FM 的治疗方法仍然存在一些缺点和局限性。普瑞巴林是一种标准的药物治疗方法，可以缓解一些患者的症状，但与剂量依赖性不良事件 (AE) 和不完全疗效相关，凸显了临床需求未得到满足。米洛巴林作为一种与普瑞巴林相似但具有独特结合特性的新型 α2δ 配体，在其他神经病理性疼痛的临床前研究和试验中显示出良好的安全性和潜在的镇痛作用。然而，有关其治疗 FM 疗效的数据有限，并且没有研究直接比较米洛巴林和普瑞巴林在亚洲 FM 人群中的效果。方法和分析：这是一项前瞻性、多中心、随机、开放标签、盲法终点试验，旨在比较米洛巴林与普瑞巴林治疗成人 FM 患者疼痛和其他核心症状的有效性和安全性。本研究将在北京天坛医院、南昌大学第一附属医院、重庆大学三峡医院、陆军军医大学第一附属医院和延边大学附属医院疼痛管理科进行。根据2016年修订的2010/2011年FM诊断标准诊断为FM的年龄超过18岁的患者将被纳入。674 名符合条件的中重度 FM 患者将按 1:1 的比例随机分配到普瑞巴林组或米洛巴林组。治疗将包括根据治疗反应和耐受性进行个体化剂量滴定。所有参与者都将接受为期 12 周的跟踪。主要结果是 12 周时疼痛减轻至少 50% 的患者比例。</w:t>
+              <w:t xml:space="preserve">研究主题：米洛巴林对纤维肌痛患者的疗效和安全性：多中心、前瞻性、随机、开放标签、盲终点 (PROBE) 研究方案。。摘要要点：简介：纤维肌痛 (FM) 是一种普遍存在的慢性疼痛疾病，严重损害生活质量。目前 FM 的治疗方法仍然存在一些缺点和局限性。普瑞巴林是一种标准的药物治疗方法，可以缓解一些患者的症状，但与剂量依赖性不良事件 (AE) 和不完全疗效相关，凸显了临床需求未得到满足。米洛巴林作为一种与普瑞巴林相似但具有独特结合特性的新型 α2δ 配体，在其他神经病理性疼痛的临床前研究和试验中显示出良好的安全性和潜在的镇痛作用。然而，有关其治疗 FM 疗效的数据有限，并且没有研究直接比较米洛巴林和普瑞巴林在亚洲 FM 人群中的效果。</w:t>
             </w:r>
           </w:p>
           <w:p>
             <w:pPr>
               <w:spacing w:after="0" w:before="80"/>
             </w:pPr>
-            <w:hyperlink w:history="1" r:id="rIdrwcjii9zt3_ctvnzxngqt">
+            <w:hyperlink w:history="1" r:id="rId047wxudzinh52ynutgdoq">
               <w:r>
                 <w:rPr>
                   <w:rFonts w:ascii="Microsoft YaHei UI" w:cs="Microsoft YaHei UI" w:eastAsia="Microsoft YaHei UI" w:hAnsi="Microsoft YaHei UI"/>
@@ -2322,14 +2322,14 @@
                 <w:sz w:val="20"/>
                 <w:szCs w:val="20"/>
               </w:rPr>
-              <w:t xml:space="preserve">研究主题：三叉神经痛大语言模型患者教育的可读性和质量：一项横断面研究。。摘要要点：大语言模型 (LLM) 越来越多地用于患者健康教育，但 LLM 生成的三叉神经痛 (TN) 信息的可读性和教育质量尚未得到充分评估。这项横断面基准研究比较了五个公开的法学硕士（豆宝、DeepSeek、文心一言、统一前文和 GPT-5）生成的 TN 教育内容。使用标准化提示向每个模型提出 20 个常见的 TN 问题，涵盖基本疾病知识、病因/危险因素、诊断、治疗和预防/康复。使用七个既定指数评估可读性，使用患者教育材料可理解性和可操作性评估工具 (PEMAT) 评估教育适宜性，并使用全球质量得分 (GQS) 评估整体信息质量。两名临床专家独立评估所有反应，并由一名高级评审员解决分歧。统计分析比较了模型性能、主题差异以及评估指标之间的相关性。在可读性、PEMAT 和 GQS 评分方面观察到模型之间存在显着差异。GPT-5 生成了语言上最复杂的回复，但在教育适宜性和信息质量方面获得了最高评级。相比之下，《文心一言》的文本可读性最高，但在 PEMAT 和 GQS 上得分普遍较低。内容类别影响可读性，预防/康复和病因/危险因素主题更难以阅读，而 PEMAT 和 GQS 在主题之间保持相对一致。可读性指数显示出很强的内部一致性，与 PEMAT 和 GQS 呈弱至中度正相关，而 PEMAT 和 GQS 则表现出中度正相关。这些发现表明，模型选择影响专家评价的教育适宜性和整体信息质量，而主题复杂性主要影响可读性。</w:t>
+              <w:t xml:space="preserve">研究主题：三叉神经痛大语言模型患者教育的可读性和质量：一项横断面研究。。摘要要点：大语言模型 (LLM) 越来越多地用于患者健康教育，但 LLM 生成的三叉神经痛 (TN) 信息的可读性和教育质量尚未得到充分评估。这项横断面基准研究比较了五个公开的法学硕士（豆宝、DeepSeek、文心一言、统一前文和 GPT-5）生成的 TN 教育内容。使用标准化提示向每个模型提出 20 个常见的 TN 问题，涵盖基本疾病知识、病因/危险因素、诊断、治疗和预防/康复。使用七个既定指数评估可读性，使用患者教育材料可理解性和可操作性评估工具 (PEMAT) 评估教育适宜性，并使用全球质量得分 (GQS) 评估整体信息质量。两名临床专家独立评估所有反应，并由一名高级评审员解决分歧。统计分析比较了模型性能、主题差异以及评估指标之间的相关性。</w:t>
             </w:r>
           </w:p>
           <w:p>
             <w:pPr>
               <w:spacing w:after="0" w:before="80"/>
             </w:pPr>
-            <w:hyperlink w:history="1" r:id="rIdoh6kw4tm8g_fl5fu_kegi">
+            <w:hyperlink w:history="1" r:id="rIdyseqctflyvsmw9gafypbr">
               <w:r>
                 <w:rPr>
                   <w:rFonts w:ascii="Microsoft YaHei UI" w:cs="Microsoft YaHei UI" w:eastAsia="Microsoft YaHei UI" w:hAnsi="Microsoft YaHei UI"/>
@@ -2377,7 +2377,7 @@
           <w:sz w:val="21"/>
           <w:szCs w:val="21"/>
         </w:rPr>
-        <w:t xml:space="preserve">利多卡因 / lidocaine / C14H22N2O（30 条）</w:t>
+        <w:t xml:space="preserve">普瑞巴林 / pregabalin / C8H17NO2（5 条）</w:t>
       </w:r>
     </w:p>
     <w:p>
@@ -2396,7 +2396,7 @@
           <w:sz w:val="21"/>
           <w:szCs w:val="21"/>
         </w:rPr>
-        <w:t xml:space="preserve">加巴喷丁 / gabapentin / C9H17NO2（26 条）</w:t>
+        <w:t xml:space="preserve">盐酸度洛西汀 / duloxetine hydrochloride / C18H20ClNOS（3 条）</w:t>
       </w:r>
     </w:p>
     <w:p>
@@ -2415,7 +2415,7 @@
           <w:sz w:val="21"/>
           <w:szCs w:val="21"/>
         </w:rPr>
-        <w:t xml:space="preserve">普瑞巴林 / pregabalin / C8H17NO2（22 条）</w:t>
+        <w:t xml:space="preserve">加巴喷丁 / gabapentin / C9H17NO2（3 条）</w:t>
       </w:r>
     </w:p>
     <w:p>
@@ -2434,7 +2434,7 @@
           <w:sz w:val="21"/>
           <w:szCs w:val="21"/>
         </w:rPr>
-        <w:t xml:space="preserve">盐酸度洛西汀 / duloxetine hydrochloride / C18H20ClNOS（18 条）</w:t>
+        <w:t xml:space="preserve">米洛巴林苯磺酸盐 / mirogabalin besylate / C18H25NO5S（2 条）</w:t>
       </w:r>
     </w:p>
     <w:p>
@@ -2453,7 +2453,7 @@
           <w:sz w:val="21"/>
           <w:szCs w:val="21"/>
         </w:rPr>
-        <w:t xml:space="preserve">卡马西平 / carbamazepine / C15H12N2O（18 条）</w:t>
+        <w:t xml:space="preserve">辣椒素 / capsaicin / C18H27NO3（2 条）</w:t>
       </w:r>
     </w:p>
     <w:p>
@@ -2472,7 +2472,7 @@
           <w:sz w:val="21"/>
           <w:szCs w:val="21"/>
         </w:rPr>
-        <w:t xml:space="preserve">辣椒素 / capsaicin / C18H27NO3（13 条）</w:t>
+        <w:t xml:space="preserve">卡马西平 / carbamazepine / C15H12N2O（1 条）</w:t>
       </w:r>
     </w:p>
     <w:p>
@@ -2491,64 +2491,7 @@
           <w:sz w:val="21"/>
           <w:szCs w:val="21"/>
         </w:rPr>
-        <w:t xml:space="preserve">拉莫三嗪 / lamotrigine / C9H7Cl2N5（11 条）</w:t>
-      </w:r>
-    </w:p>
-    <w:p>
-      <w:pPr>
-        <w:pStyle w:val="ListParagraph"/>
-        <w:numPr>
-          <w:ilvl w:val="0"/>
-          <w:numId w:val="1"/>
-        </w:numPr>
-        <w:spacing w:after="80" w:before="0" w:line="340"/>
-      </w:pPr>
-      <w:r>
-        <w:rPr>
-          <w:rFonts w:ascii="Microsoft YaHei UI" w:cs="Microsoft YaHei UI" w:eastAsia="Microsoft YaHei UI" w:hAnsi="Microsoft YaHei UI"/>
-          <w:color w:val="152625"/>
-          <w:sz w:val="21"/>
-          <w:szCs w:val="21"/>
-        </w:rPr>
-        <w:t xml:space="preserve">盐酸文拉法辛 / venlafaxine hydrochloride / C17H28ClNO2（8 条）</w:t>
-      </w:r>
-    </w:p>
-    <w:p>
-      <w:pPr>
-        <w:pStyle w:val="ListParagraph"/>
-        <w:numPr>
-          <w:ilvl w:val="0"/>
-          <w:numId w:val="1"/>
-        </w:numPr>
-        <w:spacing w:after="80" w:before="0" w:line="340"/>
-      </w:pPr>
-      <w:r>
-        <w:rPr>
-          <w:rFonts w:ascii="Microsoft YaHei UI" w:cs="Microsoft YaHei UI" w:eastAsia="Microsoft YaHei UI" w:hAnsi="Microsoft YaHei UI"/>
-          <w:color w:val="152625"/>
-          <w:sz w:val="21"/>
-          <w:szCs w:val="21"/>
-        </w:rPr>
-        <w:t xml:space="preserve">托吡酯 / topiramate / C12H21NO8S（8 条）</w:t>
-      </w:r>
-    </w:p>
-    <w:p>
-      <w:pPr>
-        <w:pStyle w:val="ListParagraph"/>
-        <w:numPr>
-          <w:ilvl w:val="0"/>
-          <w:numId w:val="1"/>
-        </w:numPr>
-        <w:spacing w:after="80" w:before="0" w:line="340"/>
-      </w:pPr>
-      <w:r>
-        <w:rPr>
-          <w:rFonts w:ascii="Microsoft YaHei UI" w:cs="Microsoft YaHei UI" w:eastAsia="Microsoft YaHei UI" w:hAnsi="Microsoft YaHei UI"/>
-          <w:color w:val="152625"/>
-          <w:sz w:val="21"/>
-          <w:szCs w:val="21"/>
-        </w:rPr>
-        <w:t xml:space="preserve">拉考沙胺 / lacosamide / C13H18N2O3（7 条）</w:t>
+        <w:t xml:space="preserve">利多卡因 / lidocaine / C14H22N2O（1 条）</w:t>
       </w:r>
     </w:p>
     <w:p>

--- a/reports/2026-08_lyrica_focus_report.docx
+++ b/reports/2026-08_lyrica_focus_report.docx
@@ -850,7 +850,7 @@
             <w:pPr>
               <w:spacing w:after="0" w:before="80"/>
             </w:pPr>
-            <w:hyperlink w:history="1" r:id="rId7cqj4ujfqwctxdypnph-h">
+            <w:hyperlink w:history="1" r:id="rIdmuermrog17kz5ekviu1of">
               <w:r>
                 <w:rPr>
                   <w:rFonts w:ascii="Microsoft YaHei UI" w:cs="Microsoft YaHei UI" w:eastAsia="Microsoft YaHei UI" w:hAnsi="Microsoft YaHei UI"/>
@@ -1015,7 +1015,7 @@
             <w:pPr>
               <w:spacing w:after="0" w:before="80"/>
             </w:pPr>
-            <w:hyperlink w:history="1" r:id="rIdxvawh1-ffd023j-jsejuz">
+            <w:hyperlink w:history="1" r:id="rIdd_vr-jmarq9elobsjgo_p">
               <w:r>
                 <w:rPr>
                   <w:rFonts w:ascii="Microsoft YaHei UI" w:cs="Microsoft YaHei UI" w:eastAsia="Microsoft YaHei UI" w:hAnsi="Microsoft YaHei UI"/>
@@ -1180,7 +1180,7 @@
             <w:pPr>
               <w:spacing w:after="0" w:before="80"/>
             </w:pPr>
-            <w:hyperlink w:history="1" r:id="rId0r1mbiilke2yehn3oqg3s">
+            <w:hyperlink w:history="1" r:id="rIdzrzjl01kkw8eijbj-8cbk">
               <w:r>
                 <w:rPr>
                   <w:rFonts w:ascii="Microsoft YaHei UI" w:cs="Microsoft YaHei UI" w:eastAsia="Microsoft YaHei UI" w:hAnsi="Microsoft YaHei UI"/>
@@ -1345,7 +1345,7 @@
             <w:pPr>
               <w:spacing w:after="0" w:before="80"/>
             </w:pPr>
-            <w:hyperlink w:history="1" r:id="rIdvrjwksp4p77k8pf37meys">
+            <w:hyperlink w:history="1" r:id="rIdoohmilsryhy0kkd2y__5q">
               <w:r>
                 <w:rPr>
                   <w:rFonts w:ascii="Microsoft YaHei UI" w:cs="Microsoft YaHei UI" w:eastAsia="Microsoft YaHei UI" w:hAnsi="Microsoft YaHei UI"/>
@@ -1510,7 +1510,7 @@
             <w:pPr>
               <w:spacing w:after="0" w:before="80"/>
             </w:pPr>
-            <w:hyperlink w:history="1" r:id="rIdxagaoyir4cvwbigrhmmwd">
+            <w:hyperlink w:history="1" r:id="rIdkefwrerz6jqrtlkyt_8ai">
               <w:r>
                 <w:rPr>
                   <w:rFonts w:ascii="Microsoft YaHei UI" w:cs="Microsoft YaHei UI" w:eastAsia="Microsoft YaHei UI" w:hAnsi="Microsoft YaHei UI"/>
@@ -1675,7 +1675,7 @@
             <w:pPr>
               <w:spacing w:after="0" w:before="80"/>
             </w:pPr>
-            <w:hyperlink w:history="1" r:id="rIdw697tizddrvvps518apw5">
+            <w:hyperlink w:history="1" r:id="rId1lgno8k0jbbmgbbuwhogc">
               <w:r>
                 <w:rPr>
                   <w:rFonts w:ascii="Microsoft YaHei UI" w:cs="Microsoft YaHei UI" w:eastAsia="Microsoft YaHei UI" w:hAnsi="Microsoft YaHei UI"/>
@@ -1840,7 +1840,7 @@
             <w:pPr>
               <w:spacing w:after="0" w:before="80"/>
             </w:pPr>
-            <w:hyperlink w:history="1" r:id="rIdgu3likfthzu09rrwwnlij">
+            <w:hyperlink w:history="1" r:id="rIdgd4nttn12b1fztatngbgq">
               <w:r>
                 <w:rPr>
                   <w:rFonts w:ascii="Microsoft YaHei UI" w:cs="Microsoft YaHei UI" w:eastAsia="Microsoft YaHei UI" w:hAnsi="Microsoft YaHei UI"/>
@@ -2005,7 +2005,7 @@
             <w:pPr>
               <w:spacing w:after="0" w:before="80"/>
             </w:pPr>
-            <w:hyperlink w:history="1" r:id="rIdxm3rdpfkwehxlhotlvcz-">
+            <w:hyperlink w:history="1" r:id="rId6gomuikjhpibhrif3l9df">
               <w:r>
                 <w:rPr>
                   <w:rFonts w:ascii="Microsoft YaHei UI" w:cs="Microsoft YaHei UI" w:eastAsia="Microsoft YaHei UI" w:hAnsi="Microsoft YaHei UI"/>
@@ -2205,7 +2205,7 @@
             <w:pPr>
               <w:spacing w:after="0" w:before="80"/>
             </w:pPr>
-            <w:hyperlink w:history="1" r:id="rId047wxudzinh52ynutgdoq">
+            <w:hyperlink w:history="1" r:id="rIdtvrg9bigfgaltfpzhje3j">
               <w:r>
                 <w:rPr>
                   <w:rFonts w:ascii="Microsoft YaHei UI" w:cs="Microsoft YaHei UI" w:eastAsia="Microsoft YaHei UI" w:hAnsi="Microsoft YaHei UI"/>
@@ -2329,7 +2329,7 @@
             <w:pPr>
               <w:spacing w:after="0" w:before="80"/>
             </w:pPr>
-            <w:hyperlink w:history="1" r:id="rIdyseqctflyvsmw9gafypbr">
+            <w:hyperlink w:history="1" r:id="rId0abhjuet6ei6zkhptsqyp">
               <w:r>
                 <w:rPr>
                   <w:rFonts w:ascii="Microsoft YaHei UI" w:cs="Microsoft YaHei UI" w:eastAsia="Microsoft YaHei UI" w:hAnsi="Microsoft YaHei UI"/>
